--- a/public/materialy/1L/2/Pracovní listy/6. Příkazový řádek.docx
+++ b/public/materialy/1L/2/Pracovní listy/6. Příkazový řádek.docx
@@ -2071,6 +2071,24 @@
       </w:r>
       <w:r>
         <w:t xml:space="preserve"> a napiš, co ti odpověď říká.</w:t>
+      </w:r>
+    </w:p>
+    <w:p>
+      <w:pPr>
+        <w:pStyle w:val="Odstavecseseznamem"/>
+        <w:numPr>
+          <w:ilvl w:val="0"/>
+          <w:numId w:val="3"/>
+        </w:numPr>
+        <w:spacing w:after="40"/>
+      </w:pPr>
+      <w:proofErr w:type="spellStart"/>
+      <w:proofErr w:type="spellEnd"/>
+      <w:r>
+        <w:rPr>
+          <w:bCs/>
+        </w:rPr>
+        <w:t>Totéž na Macu: ve virtuálním Macu na karelhlas.vercel.app/macos otevři Terminál a zkus pwd, cd /Volumes/FLASH a open . — kde je písmeno disku? Napiš jednou větou, čím se cesta liší od cmd.</w:t>
       </w:r>
     </w:p>
     <w:p>

--- a/public/materialy/1L/2/Pracovní listy/6. Příkazový řádek.docx
+++ b/public/materialy/1L/2/Pracovní listy/6. Příkazový řádek.docx
@@ -2088,7 +2088,7 @@
         <w:rPr>
           <w:bCs/>
         </w:rPr>
-        <w:t>Totéž na Macu: ve virtuálním Macu na karelhlas.vercel.app/macos otevři Terminál a zkus pwd, cd /Volumes/FLASH a open . — kde je písmeno disku? Napiš jednou větou, čím se cesta liší od cmd.</w:t>
+        <w:t>Totéž na Macu: ve virtuálním Macu na karelhlas.vercel.app/macos otevři Terminál a zkus pwd, cd /Volumes/FLASH a open . — kde je písmeno disku? Napiš jednou větou, čím se cesta liší od cmd.</w:t>
       </w:r>
     </w:p>
     <w:p>
